--- a/fra/docx/018.content.docx
+++ b/fra/docx/018.content.docx
@@ -10687,6 +10687,66 @@
         <w:rPr>
           <w:lang w:val="fr_FR" w:bidi="fr_FR"/>
         </w:rPr>
+        <w:t>Réguem-Mélec</w:t>
+      </w:r>
+      <w:r>
+        <w:rPr>
+          <w:lang w:val="fr_FR" w:bidi="fr_FR"/>
+        </w:rPr>
+      </w:r>
+    </w:p>
+    <w:p>
+      <w:pPr/>
+      <w:r>
+        <w:rPr>
+          <w:lang w:val="fr_FR" w:bidi="fr_FR"/>
+        </w:rPr>
+      </w:r>
+      <w:r>
+        <w:rPr>
+          <w:lang w:val="fr_FR" w:bidi="fr_FR"/>
+        </w:rPr>
+        <w:t>Membre d'une délégation envoyée aux sacrificateurs et aux prophètes pour demander s'il fallait continuer à se lamenter et à jeûner au cinquième mois (</w:t>
+      </w:r>
+      <w:r>
+        <w:rPr>
+          <w:lang w:val="fr_FR" w:bidi="fr_FR"/>
+        </w:rPr>
+        <w:t>Za 7.2</w:t>
+      </w:r>
+      <w:r>
+        <w:rPr>
+          <w:lang w:val="fr_FR" w:bidi="fr_FR"/>
+        </w:rPr>
+        <w:t>). Ce nom pourrait désigner une personne ou pourrait être un titre qui signifie « ami du roi ».</w:t>
+      </w:r>
+      <w:r>
+        <w:rPr>
+          <w:lang w:val="fr_FR" w:bidi="fr_FR"/>
+        </w:rPr>
+      </w:r>
+      <w:r>
+        <w:rPr>
+          <w:lang w:val="fr_FR" w:bidi="fr_FR"/>
+        </w:rPr>
+      </w:r>
+    </w:p>
+    <w:p>
+      <w:pPr/>
+      <w:r>
+        <w:rPr>
+          <w:lang w:val="fr_FR" w:bidi="fr_FR"/>
+        </w:rPr>
+      </w:r>
+    </w:p>
+    <w:p>
+      <w:pPr>
+        <w:pStyle w:val="Heading2"/>
+      </w:pPr>
+      <w:r>
+        <w:rPr>
+          <w:lang w:val="fr_FR" w:bidi="fr_FR"/>
+        </w:rPr>
         <w:t>Rehob (Lieu)</w:t>
       </w:r>
       <w:r>
@@ -30254,6 +30314,164 @@
         <w:rPr>
           <w:lang w:val="fr_FR" w:bidi="fr_FR"/>
         </w:rPr>
+        <w:t>rose</w:t>
+      </w:r>
+      <w:r>
+        <w:rPr>
+          <w:lang w:val="fr_FR" w:bidi="fr_FR"/>
+        </w:rPr>
+      </w:r>
+    </w:p>
+    <w:p>
+      <w:pPr/>
+      <w:r>
+        <w:rPr>
+          <w:lang w:val="fr_FR" w:bidi="fr_FR"/>
+        </w:rPr>
+      </w:r>
+      <w:r>
+        <w:rPr>
+          <w:lang w:val="fr_FR" w:bidi="fr_FR"/>
+        </w:rPr>
+        <w:t>Plante à fleurs poussant souvent sous forme d'arbuste. Les fleurs de la rose sont parfumées et ses tiges peuvent porter des épines acérées. Les roses peuvent être rouges, roses, blanches, jaunes, ainsi que d'autres couleurs.</w:t>
+      </w:r>
+    </w:p>
+    <w:p>
+      <w:pPr/>
+      <w:r>
+        <w:rPr>
+          <w:lang w:val="fr_FR" w:bidi="fr_FR"/>
+        </w:rPr>
+      </w:r>
+      <w:r>
+        <w:rPr>
+          <w:lang w:val="fr_FR" w:bidi="fr_FR"/>
+        </w:rPr>
+        <w:t xml:space="preserve">Le mot hébreu </w:t>
+      </w:r>
+      <w:r>
+        <w:rPr>
+          <w:i/>
+          <w:lang w:val="fr_FR" w:bidi="fr_FR"/>
+        </w:rPr>
+        <w:t>khavatstselet</w:t>
+      </w:r>
+      <w:r>
+        <w:rPr>
+          <w:lang w:val="fr_FR" w:bidi="fr_FR"/>
+        </w:rPr>
+        <w:t xml:space="preserve"> (plante à fleurs non identifiée) est mentionné deux fois dans l’Ancien Testament (</w:t>
+      </w:r>
+      <w:r>
+        <w:rPr>
+          <w:lang w:val="fr_FR" w:bidi="fr_FR"/>
+        </w:rPr>
+        <w:t xml:space="preserve">Ct 2.1 </w:t>
+      </w:r>
+      <w:r>
+        <w:rPr>
+          <w:lang w:val="fr_FR" w:bidi="fr_FR"/>
+        </w:rPr>
+        <w:t xml:space="preserve">; </w:t>
+      </w:r>
+      <w:r>
+        <w:rPr>
+          <w:lang w:val="fr_FR" w:bidi="fr_FR"/>
+        </w:rPr>
+        <w:t>Es 35.1</w:t>
+      </w:r>
+      <w:r>
+        <w:rPr>
+          <w:lang w:val="fr_FR" w:bidi="fr_FR"/>
+        </w:rPr>
+        <w:t>). Un certain nombre de versions françaises traduisent le nom de cette fleur « narcisse », mais d'autres le traduisent « rose ». Il y a débat entre érudits sur l’identité de cette plante. Il pourrait s’agir d’un crocus, d’une plante ressemblant à une tulipe, ou encore d’une autre fleur poussant à partir d’un bulbe.</w:t>
+      </w:r>
+    </w:p>
+    <w:p>
+      <w:pPr/>
+      <w:r>
+        <w:rPr>
+          <w:lang w:val="fr_FR" w:bidi="fr_FR"/>
+        </w:rPr>
+      </w:r>
+      <w:r>
+        <w:rPr>
+          <w:lang w:val="fr_FR" w:bidi="fr_FR"/>
+        </w:rPr>
+        <w:t>Le livre du Siracide mentionne également le nom d'une plante que les anciennes versions françaises traduisent souvent « roses » (Si 24.14 ; 39.13). Des versions plus récentes traduisent « laurier-rose ». Il n'est pas certain que ces passages décrivent réellement des roses.</w:t>
+      </w:r>
+    </w:p>
+    <w:p>
+      <w:pPr/>
+      <w:r>
+        <w:rPr>
+          <w:lang w:val="fr_FR" w:bidi="fr_FR"/>
+        </w:rPr>
+      </w:r>
+      <w:r>
+        <w:rPr>
+          <w:i/>
+          <w:lang w:val="fr_FR" w:bidi="fr_FR"/>
+        </w:rPr>
+        <w:t>Voir</w:t>
+      </w:r>
+      <w:r>
+        <w:rPr>
+          <w:lang w:val="fr_FR" w:bidi="fr_FR"/>
+        </w:rPr>
+        <w:t xml:space="preserve"> </w:t>
+      </w:r>
+      <w:r>
+        <w:rPr>
+          <w:lang w:val="fr_FR" w:bidi="fr_FR"/>
+        </w:rPr>
+        <w:t>laurier-rose</w:t>
+      </w:r>
+      <w:r>
+        <w:rPr>
+          <w:lang w:val="fr_FR" w:bidi="fr_FR"/>
+        </w:rPr>
+        <w:t xml:space="preserve"> ; </w:t>
+      </w:r>
+      <w:r>
+        <w:rPr>
+          <w:lang w:val="fr_FR" w:bidi="fr_FR"/>
+        </w:rPr>
+        <w:t>tulipe</w:t>
+      </w:r>
+      <w:r>
+        <w:rPr>
+          <w:lang w:val="fr_FR" w:bidi="fr_FR"/>
+        </w:rPr>
+        <w:t>.</w:t>
+      </w:r>
+      <w:r>
+        <w:rPr>
+          <w:lang w:val="fr_FR" w:bidi="fr_FR"/>
+        </w:rPr>
+      </w:r>
+      <w:r>
+        <w:rPr>
+          <w:lang w:val="fr_FR" w:bidi="fr_FR"/>
+        </w:rPr>
+      </w:r>
+    </w:p>
+    <w:p>
+      <w:pPr/>
+      <w:r>
+        <w:rPr>
+          <w:lang w:val="fr_FR" w:bidi="fr_FR"/>
+        </w:rPr>
+      </w:r>
+    </w:p>
+    <w:p>
+      <w:pPr>
+        <w:pStyle w:val="Heading2"/>
+      </w:pPr>
+      <w:r>
+        <w:rPr>
+          <w:lang w:val="fr_FR" w:bidi="fr_FR"/>
+        </w:rPr>
         <w:t>Roseau aromatique</w:t>
       </w:r>
       <w:r>
@@ -31997,6 +32215,92 @@
           <w:lang w:val="fr_FR" w:bidi="fr_FR"/>
         </w:rPr>
         <w:t>.</w:t>
+      </w:r>
+      <w:r>
+        <w:rPr>
+          <w:lang w:val="fr_FR" w:bidi="fr_FR"/>
+        </w:rPr>
+      </w:r>
+      <w:r>
+        <w:rPr>
+          <w:lang w:val="fr_FR" w:bidi="fr_FR"/>
+        </w:rPr>
+      </w:r>
+    </w:p>
+    <w:p>
+      <w:pPr/>
+      <w:r>
+        <w:rPr>
+          <w:lang w:val="fr_FR" w:bidi="fr_FR"/>
+        </w:rPr>
+      </w:r>
+    </w:p>
+    <w:p>
+      <w:pPr>
+        <w:pStyle w:val="Heading2"/>
+      </w:pPr>
+      <w:r>
+        <w:rPr>
+          <w:lang w:val="fr_FR" w:bidi="fr_FR"/>
+        </w:rPr>
+        <w:t>Ruchama</w:t>
+      </w:r>
+      <w:r>
+        <w:rPr>
+          <w:lang w:val="fr_FR" w:bidi="fr_FR"/>
+        </w:rPr>
+      </w:r>
+    </w:p>
+    <w:p>
+      <w:pPr/>
+      <w:r>
+        <w:rPr>
+          <w:lang w:val="fr_FR" w:bidi="fr_FR"/>
+        </w:rPr>
+      </w:r>
+      <w:r>
+        <w:rPr>
+          <w:lang w:val="fr_FR" w:bidi="fr_FR"/>
+        </w:rPr>
+        <w:t>L’un de deux noms symboliques que le prophète Osée utilise pour communiquer le changement d’attitude de l'Éternel envers Israël et Juda. La colère de Dieu envers Israël est d'abord symbolisée par le nom Lo-Ruchama (qui signifie « celle pour qui il n'y a pas de pitié »), qu’Osée donne à sa fille. Dieu déclare ainsi qu'il n'aura plus pitié de la maison d'Israël et ne lui pardonnera plus à cause de ses grands péchés (</w:t>
+      </w:r>
+      <w:r>
+        <w:rPr>
+          <w:lang w:val="fr_FR" w:bidi="fr_FR"/>
+        </w:rPr>
+        <w:t>Os 1.6, 8</w:t>
+      </w:r>
+      <w:r>
+        <w:rPr>
+          <w:lang w:val="fr_FR" w:bidi="fr_FR"/>
+        </w:rPr>
+        <w:t xml:space="preserve">). </w:t>
+      </w:r>
+    </w:p>
+    <w:p>
+      <w:pPr/>
+      <w:r>
+        <w:rPr>
+          <w:lang w:val="fr_FR" w:bidi="fr_FR"/>
+        </w:rPr>
+      </w:r>
+      <w:r>
+        <w:rPr>
+          <w:lang w:val="fr_FR" w:bidi="fr_FR"/>
+        </w:rPr>
+        <w:t>Cependant, la prophétie parle ensuite d'un autre temps qui viendra, où Dieu aura à nouveau pitié d'Israël. Elle sera appelée Ruchama, ce qui signifie « celle pour qui il y a pitié » (</w:t>
+      </w:r>
+      <w:r>
+        <w:rPr>
+          <w:lang w:val="fr_FR" w:bidi="fr_FR"/>
+        </w:rPr>
+        <w:t>2.1, 23</w:t>
+      </w:r>
+      <w:r>
+        <w:rPr>
+          <w:lang w:val="fr_FR" w:bidi="fr_FR"/>
+        </w:rPr>
+        <w:t>).</w:t>
       </w:r>
       <w:r>
         <w:rPr>

--- a/fra/docx/018.content.docx
+++ b/fra/docx/018.content.docx
@@ -10375,13 +10375,13 @@
         <w:rPr>
           <w:lang w:val="fr_FR" w:bidi="fr_FR"/>
         </w:rPr>
-        <w:t>expiation</w:t>
-      </w:r>
-      <w:r>
-        <w:rPr>
-          <w:lang w:val="fr_FR" w:bidi="fr_FR"/>
-        </w:rPr>
-        <w:t xml:space="preserve"> ; </w:t>
+        <w:t xml:space="preserve">expiation </w:t>
+      </w:r>
+      <w:r>
+        <w:rPr>
+          <w:lang w:val="fr_FR" w:bidi="fr_FR"/>
+        </w:rPr>
+        <w:t xml:space="preserve">; </w:t>
       </w:r>
       <w:r>
         <w:rPr>
